--- a/ZidamuvSeznam.docx
+++ b/ZidamuvSeznam.docx
@@ -1596,19 +1596,13 @@
             </w:pPr>
             <w:r>
               <w:rPr>
-                <w:i w:val="0"/>
-                <w:iCs w:val="0"/>
-                <w:smallCaps w:val="0"/>
-                <w:strike w:val="0"/>
                 <w:color w:val="333333"/>
                 <w:sz w:val="24"/>
                 <w:szCs w:val="24"/>
                 <w:highlight w:val="white"/>
-                <w:u w:val="none"/>
-                <w:vertAlign w:val="baseline"/>
-                <w:rtl w:val="0"/>
-              </w:rPr>
-              <w:t xml:space="preserve">Moliere – Lakomec – překlad Vladimír Mikeš</w:t>
+                <w:rtl w:val="0"/>
+              </w:rPr>
+              <w:t xml:space="preserve">Ernest Hemingway – Stařec a moře – překlad F. Vrba</w:t>
             </w:r>
             <w:r>
               <w:rPr>
